--- a/manuscript_package/tables/table_captions.docx
+++ b/manuscript_package/tables/table_captions.docx
@@ -18,7 +18,7 @@
         <w:jc w:val="both"/>
       </w:pPr>
       <w:r>
-        <w:t>Table 1. Grouped structure and target-distribution summary of the final modeling dataset used in the fresh reliability study.</w:t>
+        <w:t>Table 1. Dataset overview of the final modeling set used in the fresh reliability study, including grouped structure, qe distribution, metal and polymer composition, and reporting completeness.</w:t>
       </w:r>
     </w:p>
     <w:p/>
@@ -28,7 +28,7 @@
         <w:jc w:val="both"/>
       </w:pPr>
       <w:r>
-        <w:t>Table 2. Predictive performance across validation regimes for Elastic Net, LightGBM, and the neural baseline. Values are mean +/- SD across folds or repeats.</w:t>
+        <w:t>Table 2. Predictive performance across validation regimes for EN, LGBM, and MLP. Values are descriptive mean +/- SD across folds or repeats.</w:t>
       </w:r>
     </w:p>
     <w:p/>
@@ -48,7 +48,7 @@
         <w:jc w:val="both"/>
       </w:pPr>
       <w:r>
-        <w:t>Table S1. Reliability summary for feature-importance methods, including null suppression, ranking stability, top-rank null contamination, and an overall heuristic reliability score.</w:t>
+        <w:t>Table S1. Dataset variable summary for the locked modeling dataset, including variable definitions, units, and missingness.</w:t>
       </w:r>
     </w:p>
     <w:p/>
@@ -58,7 +58,7 @@
         <w:jc w:val="both"/>
       </w:pPr>
       <w:r>
-        <w:t>Table S2. Mechanism-group importance summary across methods and validation regimes.</w:t>
+        <w:t>Table S2. Synthetic null-feature catalog, including feature name, null-feature type, and construction rule.</w:t>
       </w:r>
     </w:p>
     <w:p/>
@@ -68,7 +68,47 @@
         <w:jc w:val="both"/>
       </w:pPr>
       <w:r>
-        <w:t>Table S3. Feature-level importance summary including synthetic null features.</w:t>
+        <w:t>Table S3. Summary statistics for the seven synthetic null features, including mean, standard deviation, and Pearson correlation with qe.</w:t>
+      </w:r>
+    </w:p>
+    <w:p/>
+    <w:p>
+      <w:pPr>
+        <w:ind w:firstLine="360"/>
+        <w:jc w:val="both"/>
+      </w:pPr>
+      <w:r>
+        <w:t>Table S4. Example rows from the augmented dataset showing how synthetic null features were appended for interpretation diagnostics.</w:t>
+      </w:r>
+    </w:p>
+    <w:p/>
+    <w:p>
+      <w:pPr>
+        <w:ind w:firstLine="360"/>
+        <w:jc w:val="both"/>
+      </w:pPr>
+      <w:r>
+        <w:t>Table S5. Reliability summary for feature-importance methods, including EN- and LGBM-based methods, null suppression, ranking stability, top-rank null contamination, and an overall heuristic reliability score.</w:t>
+      </w:r>
+    </w:p>
+    <w:p/>
+    <w:p>
+      <w:pPr>
+        <w:ind w:firstLine="360"/>
+        <w:jc w:val="both"/>
+      </w:pPr>
+      <w:r>
+        <w:t>Table S6. Mechanism-group importance summary across EN- and LGBM-based methods and validation regimes, including synthetic null features for audit completeness.</w:t>
+      </w:r>
+    </w:p>
+    <w:p/>
+    <w:p>
+      <w:pPr>
+        <w:ind w:firstLine="360"/>
+        <w:jc w:val="both"/>
+      </w:pPr>
+      <w:r>
+        <w:t>Table S7. Feature-level importance summary across EN- and LGBM-based methods, including synthetic null features.</w:t>
       </w:r>
     </w:p>
     <w:sectPr>
